--- a/assets/cv/VijayPawase_UXDesigner_Resume.docx
+++ b/assets/cv/VijayPawase_UXDesigner_Resume.docx
@@ -155,7 +155,23 @@
                 <w:sz w:val="18"/>
                 <w:szCs w:val="18"/>
               </w:rPr>
-              <w:t xml:space="preserve">301, H-B, 3/2, </w:t>
+              <w:t>301, H-B, 3</w:t>
+            </w:r>
+            <w:r>
+              <w:rPr>
+                <w:color w:val="000000"/>
+                <w:sz w:val="18"/>
+                <w:szCs w:val="18"/>
+              </w:rPr>
+              <w:t>-</w:t>
+            </w:r>
+            <w:r>
+              <w:rPr>
+                <w:color w:val="000000"/>
+                <w:sz w:val="18"/>
+                <w:szCs w:val="18"/>
+              </w:rPr>
+              <w:t xml:space="preserve">2, </w:t>
             </w:r>
             <w:r>
               <w:rPr>
@@ -559,7 +575,15 @@
           <w:sz w:val="24"/>
           <w:szCs w:val="24"/>
         </w:rPr>
-        <w:t xml:space="preserve"> with strong user centric designing abilities, having </w:t>
+        <w:t xml:space="preserve"> with strong user cent</w:t>
+      </w:r>
+      <w:r>
+        <w:rPr>
+          <w:color w:val="404040"/>
+          <w:sz w:val="24"/>
+          <w:szCs w:val="24"/>
+        </w:rPr>
+        <w:t xml:space="preserve">ric designing abilities, having </w:t>
       </w:r>
       <w:r>
         <w:rPr>
@@ -568,8 +592,10 @@
           <w:sz w:val="24"/>
           <w:szCs w:val="24"/>
         </w:rPr>
-        <w:t>19</w:t>
-      </w:r>
+        <w:t>20</w:t>
+      </w:r>
+      <w:bookmarkStart w:id="0" w:name="_GoBack"/>
+      <w:bookmarkEnd w:id="0"/>
       <w:r>
         <w:rPr>
           <w:b/>
@@ -577,7 +603,7 @@
           <w:sz w:val="24"/>
           <w:szCs w:val="24"/>
         </w:rPr>
-        <w:t>+ years</w:t>
+        <w:t xml:space="preserve"> years</w:t>
       </w:r>
       <w:r>
         <w:rPr>
@@ -612,8 +638,8 @@
           <w:szCs w:val="24"/>
         </w:rPr>
       </w:pPr>
-      <w:bookmarkStart w:id="0" w:name="_gjdgxs" w:colFirst="0" w:colLast="0"/>
-      <w:bookmarkEnd w:id="0"/>
+      <w:bookmarkStart w:id="1" w:name="_gjdgxs" w:colFirst="0" w:colLast="0"/>
+      <w:bookmarkEnd w:id="1"/>
       <w:r>
         <w:rPr>
           <w:rFonts w:ascii="Calibri" w:eastAsia="Calibri" w:hAnsi="Calibri" w:cs="Calibri"/>
@@ -4567,8 +4593,6 @@
           <w:szCs w:val="24"/>
         </w:rPr>
       </w:pPr>
-      <w:bookmarkStart w:id="1" w:name="_GoBack"/>
-      <w:bookmarkEnd w:id="1"/>
       <w:r>
         <w:rPr>
           <w:b/>

--- a/assets/cv/VijayPawase_UXDesigner_Resume.docx
+++ b/assets/cv/VijayPawase_UXDesigner_Resume.docx
@@ -125,19 +125,8 @@
                 <w:sz w:val="32"/>
                 <w:szCs w:val="32"/>
               </w:rPr>
-              <w:t xml:space="preserve">Vijay </w:t>
+              <w:t>Vijay Pawase</w:t>
             </w:r>
-            <w:proofErr w:type="spellStart"/>
-            <w:r>
-              <w:rPr>
-                <w:b/>
-                <w:color w:val="000000"/>
-                <w:sz w:val="32"/>
-                <w:szCs w:val="32"/>
-              </w:rPr>
-              <w:t>Pawase</w:t>
-            </w:r>
-            <w:proofErr w:type="spellEnd"/>
           </w:p>
           <w:p>
             <w:pPr>
@@ -149,6 +138,8 @@
                 <w:szCs w:val="24"/>
               </w:rPr>
             </w:pPr>
+            <w:bookmarkStart w:id="0" w:name="_GoBack"/>
+            <w:bookmarkEnd w:id="0"/>
             <w:r>
               <w:rPr>
                 <w:color w:val="000000"/>
@@ -594,8 +585,6 @@
         </w:rPr>
         <w:t>20</w:t>
       </w:r>
-      <w:bookmarkStart w:id="0" w:name="_GoBack"/>
-      <w:bookmarkEnd w:id="0"/>
       <w:r>
         <w:rPr>
           <w:b/>
@@ -922,389 +911,204 @@
     </w:p>
     <w:p>
       <w:pPr>
-        <w:pStyle w:val="NormalWeb"/>
-        <w:numPr>
-          <w:ilvl w:val="0"/>
-          <w:numId w:val="19"/>
-        </w:numPr>
-        <w:rPr>
-          <w:rFonts w:ascii="Segoe UI" w:hAnsi="Segoe UI" w:cs="Segoe UI"/>
-          <w:sz w:val="21"/>
-          <w:szCs w:val="21"/>
-          <w:shd w:val="clear" w:color="auto" w:fill="FFFFFF"/>
-        </w:rPr>
-      </w:pPr>
-      <w:r>
-        <w:rPr>
-          <w:rFonts w:ascii="Segoe UI" w:hAnsi="Segoe UI" w:cs="Segoe UI"/>
-          <w:sz w:val="21"/>
-          <w:szCs w:val="21"/>
-          <w:shd w:val="clear" w:color="auto" w:fill="FFFFFF"/>
-        </w:rPr>
-        <w:t xml:space="preserve">Adobe XD, Figma, Sketch, </w:t>
-      </w:r>
-      <w:r>
-        <w:rPr>
-          <w:rFonts w:ascii="Segoe UI" w:hAnsi="Segoe UI" w:cs="Segoe UI"/>
-          <w:sz w:val="21"/>
-          <w:szCs w:val="21"/>
-          <w:shd w:val="clear" w:color="auto" w:fill="FFFFFF"/>
-        </w:rPr>
-        <w:t xml:space="preserve">Axure RP, </w:t>
-      </w:r>
-      <w:r>
-        <w:rPr>
-          <w:rFonts w:ascii="Segoe UI" w:hAnsi="Segoe UI" w:cs="Segoe UI"/>
-          <w:sz w:val="21"/>
-          <w:szCs w:val="21"/>
-          <w:shd w:val="clear" w:color="auto" w:fill="FFFFFF"/>
-        </w:rPr>
-        <w:t>Miro, Adobe Creative Cloud</w:t>
-      </w:r>
-    </w:p>
-    <w:p>
-      <w:pPr>
-        <w:pStyle w:val="NormalWeb"/>
-        <w:numPr>
-          <w:ilvl w:val="0"/>
-          <w:numId w:val="19"/>
-        </w:numPr>
-        <w:rPr>
-          <w:rFonts w:ascii="Segoe UI" w:hAnsi="Segoe UI" w:cs="Segoe UI"/>
-          <w:sz w:val="21"/>
-          <w:szCs w:val="21"/>
-          <w:shd w:val="clear" w:color="auto" w:fill="FFFFFF"/>
-        </w:rPr>
-      </w:pPr>
-      <w:r>
-        <w:rPr>
-          <w:rFonts w:ascii="Segoe UI" w:hAnsi="Segoe UI" w:cs="Segoe UI"/>
-          <w:sz w:val="21"/>
-          <w:szCs w:val="21"/>
-          <w:shd w:val="clear" w:color="auto" w:fill="FFFFFF"/>
-        </w:rPr>
-        <w:t xml:space="preserve">HTML5, CSS3, Jquery, SCSS, LESS, </w:t>
-      </w:r>
-      <w:r>
-        <w:rPr>
-          <w:rFonts w:ascii="Segoe UI" w:hAnsi="Segoe UI" w:cs="Segoe UI"/>
-          <w:sz w:val="21"/>
-          <w:szCs w:val="21"/>
-          <w:shd w:val="clear" w:color="auto" w:fill="FFFFFF"/>
-        </w:rPr>
-        <w:t>WCAG 2.1 guidelines</w:t>
-      </w:r>
-    </w:p>
-    <w:p>
-      <w:pPr>
-        <w:pStyle w:val="NormalWeb"/>
-        <w:numPr>
-          <w:ilvl w:val="0"/>
-          <w:numId w:val="19"/>
-        </w:numPr>
-        <w:rPr>
-          <w:rFonts w:ascii="Segoe UI" w:hAnsi="Segoe UI" w:cs="Segoe UI"/>
-          <w:sz w:val="21"/>
-          <w:szCs w:val="21"/>
-          <w:shd w:val="clear" w:color="auto" w:fill="FFFFFF"/>
-        </w:rPr>
-      </w:pPr>
-      <w:r>
-        <w:rPr>
-          <w:rFonts w:ascii="Segoe UI" w:hAnsi="Segoe UI" w:cs="Segoe UI"/>
-          <w:sz w:val="21"/>
-          <w:szCs w:val="21"/>
-          <w:shd w:val="clear" w:color="auto" w:fill="FFFFFF"/>
-        </w:rPr>
-        <w:t xml:space="preserve">User research, Usability testing, </w:t>
-      </w:r>
-      <w:r>
-        <w:rPr>
-          <w:rFonts w:ascii="Segoe UI" w:hAnsi="Segoe UI" w:cs="Segoe UI"/>
-          <w:sz w:val="21"/>
-          <w:szCs w:val="21"/>
-          <w:shd w:val="clear" w:color="auto" w:fill="FFFFFF"/>
-        </w:rPr>
-        <w:t>Wireframing &amp; prototyping</w:t>
-      </w:r>
-      <w:r>
-        <w:rPr>
-          <w:rFonts w:ascii="Segoe UI" w:hAnsi="Segoe UI" w:cs="Segoe UI"/>
-          <w:sz w:val="21"/>
-          <w:szCs w:val="21"/>
-          <w:shd w:val="clear" w:color="auto" w:fill="FFFFFF"/>
-        </w:rPr>
+        <w:pStyle w:val="ListParagraph"/>
+        <w:numPr>
+          <w:ilvl w:val="0"/>
+          <w:numId w:val="20"/>
+        </w:numPr>
+        <w:spacing w:after="0" w:line="240" w:lineRule="auto"/>
+        <w:contextualSpacing w:val="0"/>
+      </w:pPr>
+      <w:r>
+        <w:rPr>
+          <w:b/>
+          <w:bCs/>
+        </w:rPr>
+        <w:t xml:space="preserve">Design Tools: </w:t>
+      </w:r>
+      <w:proofErr w:type="spellStart"/>
+      <w:r>
+        <w:t>Figma</w:t>
+      </w:r>
+      <w:proofErr w:type="spellEnd"/>
+      <w:r>
+        <w:t xml:space="preserve">, Adobe XD, Sketch, </w:t>
+      </w:r>
+      <w:proofErr w:type="spellStart"/>
+      <w:r>
+        <w:t>Axure</w:t>
+      </w:r>
+      <w:proofErr w:type="spellEnd"/>
+      <w:r>
+        <w:t xml:space="preserve"> RP, </w:t>
+      </w:r>
+      <w:proofErr w:type="spellStart"/>
+      <w:r>
+        <w:t>Miro</w:t>
+      </w:r>
+      <w:proofErr w:type="spellEnd"/>
+      <w:r>
+        <w:t xml:space="preserve">, Adobe Creative Cloud, </w:t>
+      </w:r>
+      <w:proofErr w:type="spellStart"/>
+      <w:r>
+        <w:t>InVision</w:t>
+      </w:r>
+      <w:proofErr w:type="spellEnd"/>
+    </w:p>
+    <w:p>
+      <w:pPr>
+        <w:pStyle w:val="ListParagraph"/>
+        <w:numPr>
+          <w:ilvl w:val="0"/>
+          <w:numId w:val="20"/>
+        </w:numPr>
+        <w:spacing w:after="0" w:line="240" w:lineRule="auto"/>
+        <w:contextualSpacing w:val="0"/>
+      </w:pPr>
+      <w:r>
+        <w:rPr>
+          <w:b/>
+          <w:bCs/>
+        </w:rPr>
+        <w:t xml:space="preserve">Front-End Development: </w:t>
+      </w:r>
+      <w:r>
+        <w:t xml:space="preserve">HTML5, CSS3, SCSS, LESS, </w:t>
+      </w:r>
+      <w:proofErr w:type="spellStart"/>
+      <w:r>
+        <w:t>jQuery</w:t>
+      </w:r>
+      <w:proofErr w:type="spellEnd"/>
+      <w:r>
+        <w:t>, Bootstrap, Angular Material Design</w:t>
+      </w:r>
+    </w:p>
+    <w:p>
+      <w:pPr>
+        <w:pStyle w:val="ListParagraph"/>
+        <w:numPr>
+          <w:ilvl w:val="0"/>
+          <w:numId w:val="20"/>
+        </w:numPr>
+        <w:spacing w:after="0" w:line="240" w:lineRule="auto"/>
+        <w:contextualSpacing w:val="0"/>
+      </w:pPr>
+      <w:r>
+        <w:rPr>
+          <w:b/>
+          <w:bCs/>
+        </w:rPr>
+        <w:t xml:space="preserve">Collaboration &amp; Workflow: </w:t>
+      </w:r>
+      <w:proofErr w:type="spellStart"/>
+      <w:r>
+        <w:t>Jira</w:t>
+      </w:r>
+      <w:proofErr w:type="spellEnd"/>
+      <w:r>
+        <w:t xml:space="preserve">, Confluence, </w:t>
+      </w:r>
+      <w:proofErr w:type="spellStart"/>
+      <w:r>
+        <w:t>Git</w:t>
+      </w:r>
+      <w:proofErr w:type="spellEnd"/>
+      <w:r>
+        <w:t>, Agile/Scrum, Design Sprints</w:t>
+      </w:r>
+    </w:p>
+    <w:p>
+      <w:pPr>
+        <w:pStyle w:val="ListParagraph"/>
+        <w:numPr>
+          <w:ilvl w:val="0"/>
+          <w:numId w:val="20"/>
+        </w:numPr>
+        <w:spacing w:after="0" w:line="240" w:lineRule="auto"/>
+        <w:contextualSpacing w:val="0"/>
+      </w:pPr>
+      <w:r>
+        <w:rPr>
+          <w:b/>
+          <w:bCs/>
+        </w:rPr>
+        <w:t xml:space="preserve">CMS Platforms: </w:t>
+      </w:r>
+      <w:r>
+        <w:t xml:space="preserve">Drupal, </w:t>
+      </w:r>
+      <w:proofErr w:type="spellStart"/>
+      <w:r>
+        <w:t>WordPress</w:t>
+      </w:r>
+      <w:proofErr w:type="spellEnd"/>
+      <w:r>
         <w:t xml:space="preserve">, </w:t>
       </w:r>
-      <w:r>
-        <w:rPr>
-          <w:rFonts w:ascii="Segoe UI" w:hAnsi="Segoe UI" w:cs="Segoe UI"/>
-          <w:sz w:val="21"/>
-          <w:szCs w:val="21"/>
-          <w:shd w:val="clear" w:color="auto" w:fill="FFFFFF"/>
-        </w:rPr>
-        <w:t>Information architecture</w:t>
-      </w:r>
-      <w:r>
-        <w:rPr>
-          <w:rFonts w:ascii="Segoe UI" w:hAnsi="Segoe UI" w:cs="Segoe UI"/>
-          <w:sz w:val="21"/>
-          <w:szCs w:val="21"/>
-          <w:shd w:val="clear" w:color="auto" w:fill="FFFFFF"/>
-        </w:rPr>
-        <w:t xml:space="preserve">, </w:t>
-      </w:r>
-      <w:r>
-        <w:rPr>
-          <w:rFonts w:ascii="Segoe UI" w:hAnsi="Segoe UI" w:cs="Segoe UI"/>
-          <w:sz w:val="21"/>
-          <w:szCs w:val="21"/>
-          <w:shd w:val="clear" w:color="auto" w:fill="FFFFFF"/>
-        </w:rPr>
-        <w:t>Interaction design</w:t>
-      </w:r>
-      <w:r>
-        <w:rPr>
-          <w:rFonts w:ascii="Segoe UI" w:hAnsi="Segoe UI" w:cs="Segoe UI"/>
-          <w:sz w:val="21"/>
-          <w:szCs w:val="21"/>
-          <w:shd w:val="clear" w:color="auto" w:fill="FFFFFF"/>
-        </w:rPr>
-        <w:t xml:space="preserve">, </w:t>
-      </w:r>
-      <w:r>
-        <w:rPr>
-          <w:rFonts w:ascii="Segoe UI" w:hAnsi="Segoe UI" w:cs="Segoe UI"/>
-          <w:sz w:val="21"/>
-          <w:szCs w:val="21"/>
-          <w:shd w:val="clear" w:color="auto" w:fill="FFFFFF"/>
-        </w:rPr>
-        <w:t>Visual design &amp; UI design</w:t>
-      </w:r>
-      <w:r>
-        <w:rPr>
-          <w:rFonts w:ascii="Segoe UI" w:hAnsi="Segoe UI" w:cs="Segoe UI"/>
-          <w:sz w:val="21"/>
-          <w:szCs w:val="21"/>
-          <w:shd w:val="clear" w:color="auto" w:fill="FFFFFF"/>
-        </w:rPr>
-        <w:t xml:space="preserve">, </w:t>
-      </w:r>
-      <w:r>
-        <w:rPr>
-          <w:rFonts w:ascii="Segoe UI" w:hAnsi="Segoe UI" w:cs="Segoe UI"/>
-          <w:sz w:val="21"/>
-          <w:szCs w:val="21"/>
-          <w:shd w:val="clear" w:color="auto" w:fill="FFFFFF"/>
-        </w:rPr>
-        <w:t>User journey mapping / service blueprints</w:t>
-      </w:r>
-      <w:r>
-        <w:rPr>
-          <w:rFonts w:ascii="Segoe UI" w:hAnsi="Segoe UI" w:cs="Segoe UI"/>
-          <w:sz w:val="21"/>
-          <w:szCs w:val="21"/>
-          <w:shd w:val="clear" w:color="auto" w:fill="FFFFFF"/>
-        </w:rPr>
-        <w:t xml:space="preserve">, </w:t>
-      </w:r>
-      <w:r>
-        <w:rPr>
-          <w:rFonts w:ascii="Segoe UI" w:hAnsi="Segoe UI" w:cs="Segoe UI"/>
-          <w:sz w:val="21"/>
-          <w:szCs w:val="21"/>
-          <w:shd w:val="clear" w:color="auto" w:fill="FFFFFF"/>
-        </w:rPr>
-        <w:t>Persona development</w:t>
-      </w:r>
-      <w:r>
-        <w:rPr>
-          <w:rFonts w:ascii="Segoe UI" w:hAnsi="Segoe UI" w:cs="Segoe UI"/>
-          <w:sz w:val="21"/>
-          <w:szCs w:val="21"/>
-          <w:shd w:val="clear" w:color="auto" w:fill="FFFFFF"/>
-        </w:rPr>
-        <w:t xml:space="preserve">, </w:t>
-      </w:r>
-      <w:r>
-        <w:rPr>
-          <w:rFonts w:ascii="Segoe UI" w:hAnsi="Segoe UI" w:cs="Segoe UI"/>
-          <w:sz w:val="21"/>
-          <w:szCs w:val="21"/>
-          <w:shd w:val="clear" w:color="auto" w:fill="FFFFFF"/>
-        </w:rPr>
-        <w:t>UX writing &amp; microcopy</w:t>
-      </w:r>
-      <w:r>
-        <w:rPr>
-          <w:rFonts w:ascii="Segoe UI" w:hAnsi="Segoe UI" w:cs="Segoe UI"/>
-          <w:sz w:val="21"/>
-          <w:szCs w:val="21"/>
-          <w:shd w:val="clear" w:color="auto" w:fill="FFFFFF"/>
-        </w:rPr>
-        <w:t xml:space="preserve">, </w:t>
-      </w:r>
-      <w:r>
-        <w:rPr>
-          <w:rFonts w:ascii="Segoe UI" w:hAnsi="Segoe UI" w:cs="Segoe UI"/>
-          <w:sz w:val="21"/>
-          <w:szCs w:val="21"/>
-          <w:shd w:val="clear" w:color="auto" w:fill="FFFFFF"/>
-        </w:rPr>
-        <w:t>Heuristic evaluation</w:t>
-      </w:r>
-    </w:p>
-    <w:p>
-      <w:pPr>
-        <w:pStyle w:val="NormalWeb"/>
-        <w:numPr>
-          <w:ilvl w:val="0"/>
-          <w:numId w:val="19"/>
-        </w:numPr>
-        <w:rPr>
-          <w:rFonts w:ascii="Segoe UI" w:hAnsi="Segoe UI" w:cs="Segoe UI"/>
-          <w:sz w:val="21"/>
-          <w:szCs w:val="21"/>
-          <w:shd w:val="clear" w:color="auto" w:fill="FFFFFF"/>
-        </w:rPr>
-      </w:pPr>
-      <w:r>
-        <w:rPr>
-          <w:rFonts w:ascii="Segoe UI" w:hAnsi="Segoe UI" w:cs="Segoe UI"/>
-          <w:sz w:val="21"/>
-          <w:szCs w:val="21"/>
-          <w:shd w:val="clear" w:color="auto" w:fill="FFFFFF"/>
-        </w:rPr>
-        <w:t>Design thinking &amp; human-centered design</w:t>
-      </w:r>
-    </w:p>
-    <w:p>
-      <w:pPr>
-        <w:pStyle w:val="NormalWeb"/>
-        <w:numPr>
-          <w:ilvl w:val="0"/>
-          <w:numId w:val="19"/>
-        </w:numPr>
-        <w:rPr>
-          <w:rFonts w:ascii="Segoe UI" w:hAnsi="Segoe UI" w:cs="Segoe UI"/>
-          <w:sz w:val="21"/>
-          <w:szCs w:val="21"/>
-          <w:shd w:val="clear" w:color="auto" w:fill="FFFFFF"/>
-        </w:rPr>
-      </w:pPr>
-      <w:r>
-        <w:rPr>
-          <w:rFonts w:ascii="Segoe UI" w:hAnsi="Segoe UI" w:cs="Segoe UI"/>
-          <w:sz w:val="21"/>
-          <w:szCs w:val="21"/>
-          <w:shd w:val="clear" w:color="auto" w:fill="FFFFFF"/>
-        </w:rPr>
-        <w:t>Requirements gathering &amp; stakeholder workshops</w:t>
-      </w:r>
-    </w:p>
-    <w:p>
-      <w:pPr>
-        <w:pStyle w:val="NormalWeb"/>
-        <w:numPr>
-          <w:ilvl w:val="0"/>
-          <w:numId w:val="19"/>
-        </w:numPr>
-        <w:rPr>
-          <w:rFonts w:ascii="Segoe UI" w:hAnsi="Segoe UI" w:cs="Segoe UI"/>
-          <w:sz w:val="21"/>
-          <w:szCs w:val="21"/>
-          <w:shd w:val="clear" w:color="auto" w:fill="FFFFFF"/>
-        </w:rPr>
-      </w:pPr>
-      <w:r>
-        <w:rPr>
-          <w:rFonts w:ascii="Segoe UI" w:hAnsi="Segoe UI" w:cs="Segoe UI"/>
-          <w:sz w:val="21"/>
-          <w:szCs w:val="21"/>
-          <w:shd w:val="clear" w:color="auto" w:fill="FFFFFF"/>
-        </w:rPr>
-        <w:t>Agile &amp; cross-functional collaboration</w:t>
-      </w:r>
-    </w:p>
-    <w:p>
-      <w:pPr>
-        <w:pStyle w:val="NormalWeb"/>
-        <w:numPr>
-          <w:ilvl w:val="0"/>
-          <w:numId w:val="19"/>
-        </w:numPr>
-        <w:rPr>
-          <w:rFonts w:ascii="Segoe UI" w:hAnsi="Segoe UI" w:cs="Segoe UI"/>
-          <w:sz w:val="21"/>
-          <w:szCs w:val="21"/>
-          <w:shd w:val="clear" w:color="auto" w:fill="FFFFFF"/>
-        </w:rPr>
-      </w:pPr>
-      <w:r>
-        <w:rPr>
-          <w:rFonts w:ascii="Segoe UI" w:hAnsi="Segoe UI" w:cs="Segoe UI"/>
-          <w:sz w:val="21"/>
-          <w:szCs w:val="21"/>
-          <w:shd w:val="clear" w:color="auto" w:fill="FFFFFF"/>
-        </w:rPr>
-        <w:t>Product discovery &amp; fe</w:t>
-      </w:r>
-      <w:r>
-        <w:rPr>
-          <w:rFonts w:ascii="Segoe UI" w:hAnsi="Segoe UI" w:cs="Segoe UI"/>
-          <w:sz w:val="21"/>
-          <w:szCs w:val="21"/>
-          <w:shd w:val="clear" w:color="auto" w:fill="FFFFFF"/>
-        </w:rPr>
-        <w:t>ature prioritization</w:t>
-      </w:r>
-    </w:p>
-    <w:p>
-      <w:pPr>
-        <w:pStyle w:val="NormalWeb"/>
-        <w:numPr>
-          <w:ilvl w:val="0"/>
-          <w:numId w:val="19"/>
-        </w:numPr>
-        <w:rPr>
-          <w:rFonts w:ascii="Segoe UI" w:hAnsi="Segoe UI" w:cs="Segoe UI"/>
-          <w:sz w:val="21"/>
-          <w:szCs w:val="21"/>
-          <w:shd w:val="clear" w:color="auto" w:fill="FFFFFF"/>
-        </w:rPr>
-      </w:pPr>
-      <w:r>
-        <w:rPr>
-          <w:rFonts w:ascii="Segoe UI" w:hAnsi="Segoe UI" w:cs="Segoe UI"/>
-          <w:sz w:val="21"/>
-          <w:szCs w:val="21"/>
-          <w:shd w:val="clear" w:color="auto" w:fill="FFFFFF"/>
-        </w:rPr>
-        <w:t>Design system contributions</w:t>
-      </w:r>
-    </w:p>
-    <w:p>
-      <w:pPr>
-        <w:pStyle w:val="NormalWeb"/>
-        <w:numPr>
-          <w:ilvl w:val="0"/>
-          <w:numId w:val="19"/>
-        </w:numPr>
-        <w:rPr>
-          <w:rFonts w:ascii="Segoe UI" w:hAnsi="Segoe UI" w:cs="Segoe UI"/>
-          <w:sz w:val="21"/>
-          <w:szCs w:val="21"/>
-          <w:shd w:val="clear" w:color="auto" w:fill="FFFFFF"/>
-        </w:rPr>
-      </w:pPr>
-      <w:r>
-        <w:rPr>
-          <w:rFonts w:ascii="Segoe UI" w:hAnsi="Segoe UI" w:cs="Segoe UI"/>
-          <w:sz w:val="21"/>
-          <w:szCs w:val="21"/>
-          <w:shd w:val="clear" w:color="auto" w:fill="FFFFFF"/>
-        </w:rPr>
-        <w:t>Presenting findings &amp; facilitating design reviews</w:t>
+      <w:proofErr w:type="spellStart"/>
+      <w:r>
+        <w:t>Joomla</w:t>
+      </w:r>
+      <w:proofErr w:type="spellEnd"/>
+      <w:r>
+        <w:t>, Moodle</w:t>
+      </w:r>
+    </w:p>
+    <w:p>
+      <w:pPr>
+        <w:pStyle w:val="ListParagraph"/>
+        <w:numPr>
+          <w:ilvl w:val="0"/>
+          <w:numId w:val="20"/>
+        </w:numPr>
+        <w:spacing w:after="0" w:line="240" w:lineRule="auto"/>
+        <w:contextualSpacing w:val="0"/>
+      </w:pPr>
+      <w:r>
+        <w:rPr>
+          <w:b/>
+          <w:bCs/>
+        </w:rPr>
+        <w:t xml:space="preserve">AI-Powered Tools: </w:t>
+      </w:r>
+      <w:proofErr w:type="spellStart"/>
+      <w:r>
+        <w:t>ChatGPT</w:t>
+      </w:r>
+      <w:proofErr w:type="spellEnd"/>
+      <w:r>
+        <w:t xml:space="preserve"> for UX writing, </w:t>
+      </w:r>
+      <w:proofErr w:type="spellStart"/>
+      <w:r>
+        <w:t>Midjourney</w:t>
+      </w:r>
+      <w:proofErr w:type="spellEnd"/>
+      <w:r>
+        <w:t>/DALL-E for concept visualization, Claude for user research synthesis, AI-assisted prototyping tools, Google’s AI tools</w:t>
+      </w:r>
+    </w:p>
+    <w:p>
+      <w:pPr>
+        <w:pStyle w:val="ListParagraph"/>
+        <w:numPr>
+          <w:ilvl w:val="0"/>
+          <w:numId w:val="20"/>
+        </w:numPr>
+        <w:spacing w:after="150" w:line="240" w:lineRule="auto"/>
+        <w:contextualSpacing w:val="0"/>
+      </w:pPr>
+      <w:r>
+        <w:rPr>
+          <w:b/>
+          <w:bCs/>
+        </w:rPr>
+        <w:t xml:space="preserve">Methodologies: </w:t>
+      </w:r>
+      <w:r>
+        <w:t>Design Thinking, Human-Centered Design, Jobs-to-be-Done, Heuristic Evaluation</w:t>
       </w:r>
     </w:p>
     <w:p>
@@ -1461,30 +1265,55 @@
         <w:pStyle w:val="ListParagraph"/>
         <w:numPr>
           <w:ilvl w:val="0"/>
-          <w:numId w:val="14"/>
-        </w:numPr>
-        <w:pBdr>
-          <w:top w:val="nil"/>
-          <w:left w:val="nil"/>
-          <w:bottom w:val="nil"/>
-          <w:right w:val="nil"/>
-          <w:between w:val="nil"/>
-        </w:pBdr>
-        <w:spacing w:after="0" w:line="240" w:lineRule="auto"/>
-        <w:rPr>
-          <w:color w:val="404040"/>
-          <w:sz w:val="24"/>
-          <w:szCs w:val="24"/>
-        </w:rPr>
-      </w:pPr>
-      <w:r>
-        <w:rPr>
-          <w:rFonts w:ascii="Segoe UI" w:hAnsi="Segoe UI" w:cs="Segoe UI"/>
-          <w:sz w:val="21"/>
-          <w:szCs w:val="21"/>
-          <w:shd w:val="clear" w:color="auto" w:fill="FFFFFF"/>
-        </w:rPr>
-        <w:t>UX Designer with 20 years of experience designing intuitive, user-centered digital products. I specialize in simplifying complex problems, improving usability, and helping brands deliver meaningful user experiences.</w:t>
+          <w:numId w:val="20"/>
+        </w:numPr>
+        <w:spacing w:after="0" w:line="240" w:lineRule="auto"/>
+        <w:contextualSpacing w:val="0"/>
+      </w:pPr>
+      <w:r>
+        <w:t>Providing end-to-end UX/UI consultation for B2B and B2C digital products, specializing in simplifying complex workflows and improving user engagement through data-driven design strategies</w:t>
+      </w:r>
+    </w:p>
+    <w:p>
+      <w:pPr>
+        <w:pStyle w:val="ListParagraph"/>
+        <w:numPr>
+          <w:ilvl w:val="0"/>
+          <w:numId w:val="20"/>
+        </w:numPr>
+        <w:spacing w:after="0" w:line="240" w:lineRule="auto"/>
+        <w:contextualSpacing w:val="0"/>
+      </w:pPr>
+      <w:r>
+        <w:t>Conducting user research, competitive analysis, and usability testing to inform design decisions and validate product-market fit</w:t>
+      </w:r>
+    </w:p>
+    <w:p>
+      <w:pPr>
+        <w:pStyle w:val="ListParagraph"/>
+        <w:numPr>
+          <w:ilvl w:val="0"/>
+          <w:numId w:val="20"/>
+        </w:numPr>
+        <w:spacing w:after="0" w:line="240" w:lineRule="auto"/>
+        <w:contextualSpacing w:val="0"/>
+      </w:pPr>
+      <w:r>
+        <w:t>Creating design systems and component libraries to ensure consistency and scalability across multiple product lines</w:t>
+      </w:r>
+    </w:p>
+    <w:p>
+      <w:pPr>
+        <w:pStyle w:val="ListParagraph"/>
+        <w:numPr>
+          <w:ilvl w:val="0"/>
+          <w:numId w:val="20"/>
+        </w:numPr>
+        <w:spacing w:after="150" w:line="240" w:lineRule="auto"/>
+        <w:contextualSpacing w:val="0"/>
+      </w:pPr>
+      <w:r>
+        <w:t>Leveraging Generative AI tools for rapid prototyping, UX copywriting, and user persona generation, reducing design iteration cycles by 30%</w:t>
       </w:r>
     </w:p>
     <w:p>
@@ -7816,6 +7645,84 @@
     </w:lvl>
   </w:abstractNum>
   <w:abstractNum w:abstractNumId="7">
+    <w:nsid w:val="23385504"/>
+    <w:multiLevelType w:val="hybridMultilevel"/>
+    <w:tmpl w:val="A5EAB65A"/>
+    <w:lvl w:ilvl="0" w:tplc="3D52CA82">
+      <w:start w:val="1"/>
+      <w:numFmt w:val="bullet"/>
+      <w:lvlText w:val="•"/>
+      <w:lvlJc w:val="left"/>
+      <w:pPr>
+        <w:ind w:left="720" w:hanging="360"/>
+      </w:pPr>
+    </w:lvl>
+    <w:lvl w:ilvl="1" w:tplc="5122EC84">
+      <w:numFmt w:val="decimal"/>
+      <w:lvlText w:val=""/>
+      <w:lvlJc w:val="left"/>
+      <w:pPr>
+        <w:ind w:left="0" w:firstLine="0"/>
+      </w:pPr>
+    </w:lvl>
+    <w:lvl w:ilvl="2" w:tplc="396AFD56">
+      <w:numFmt w:val="decimal"/>
+      <w:lvlText w:val=""/>
+      <w:lvlJc w:val="left"/>
+      <w:pPr>
+        <w:ind w:left="0" w:firstLine="0"/>
+      </w:pPr>
+    </w:lvl>
+    <w:lvl w:ilvl="3" w:tplc="7E24D224">
+      <w:numFmt w:val="decimal"/>
+      <w:lvlText w:val=""/>
+      <w:lvlJc w:val="left"/>
+      <w:pPr>
+        <w:ind w:left="0" w:firstLine="0"/>
+      </w:pPr>
+    </w:lvl>
+    <w:lvl w:ilvl="4" w:tplc="4AD2C306">
+      <w:numFmt w:val="decimal"/>
+      <w:lvlText w:val=""/>
+      <w:lvlJc w:val="left"/>
+      <w:pPr>
+        <w:ind w:left="0" w:firstLine="0"/>
+      </w:pPr>
+    </w:lvl>
+    <w:lvl w:ilvl="5" w:tplc="5EA8EAB0">
+      <w:numFmt w:val="decimal"/>
+      <w:lvlText w:val=""/>
+      <w:lvlJc w:val="left"/>
+      <w:pPr>
+        <w:ind w:left="0" w:firstLine="0"/>
+      </w:pPr>
+    </w:lvl>
+    <w:lvl w:ilvl="6" w:tplc="F524EA08">
+      <w:numFmt w:val="decimal"/>
+      <w:lvlText w:val=""/>
+      <w:lvlJc w:val="left"/>
+      <w:pPr>
+        <w:ind w:left="0" w:firstLine="0"/>
+      </w:pPr>
+    </w:lvl>
+    <w:lvl w:ilvl="7" w:tplc="F528A5CA">
+      <w:numFmt w:val="decimal"/>
+      <w:lvlText w:val=""/>
+      <w:lvlJc w:val="left"/>
+      <w:pPr>
+        <w:ind w:left="0" w:firstLine="0"/>
+      </w:pPr>
+    </w:lvl>
+    <w:lvl w:ilvl="8" w:tplc="D15A0F70">
+      <w:numFmt w:val="decimal"/>
+      <w:lvlText w:val=""/>
+      <w:lvlJc w:val="left"/>
+      <w:pPr>
+        <w:ind w:left="0" w:firstLine="0"/>
+      </w:pPr>
+    </w:lvl>
+  </w:abstractNum>
+  <w:abstractNum w:abstractNumId="8">
     <w:nsid w:val="279F3FB0"/>
     <w:multiLevelType w:val="multilevel"/>
     <w:tmpl w:val="166C8FA6"/>
@@ -7928,7 +7835,7 @@
       </w:rPr>
     </w:lvl>
   </w:abstractNum>
-  <w:abstractNum w:abstractNumId="8">
+  <w:abstractNum w:abstractNumId="9">
     <w:nsid w:val="40D275E1"/>
     <w:multiLevelType w:val="multilevel"/>
     <w:tmpl w:val="0BBEC9AA"/>
@@ -8059,7 +7966,7 @@
       </w:rPr>
     </w:lvl>
   </w:abstractNum>
-  <w:abstractNum w:abstractNumId="9">
+  <w:abstractNum w:abstractNumId="10">
     <w:nsid w:val="43486128"/>
     <w:multiLevelType w:val="multilevel"/>
     <w:tmpl w:val="0400D7B8"/>
@@ -8190,7 +8097,7 @@
       </w:rPr>
     </w:lvl>
   </w:abstractNum>
-  <w:abstractNum w:abstractNumId="10">
+  <w:abstractNum w:abstractNumId="11">
     <w:nsid w:val="44AA5EFE"/>
     <w:multiLevelType w:val="hybridMultilevel"/>
     <w:tmpl w:val="112ABDA6"/>
@@ -8303,7 +8210,7 @@
       </w:rPr>
     </w:lvl>
   </w:abstractNum>
-  <w:abstractNum w:abstractNumId="11">
+  <w:abstractNum w:abstractNumId="12">
     <w:nsid w:val="4BF36AC2"/>
     <w:multiLevelType w:val="multilevel"/>
     <w:tmpl w:val="C524B076"/>
@@ -8434,7 +8341,7 @@
       </w:rPr>
     </w:lvl>
   </w:abstractNum>
-  <w:abstractNum w:abstractNumId="12">
+  <w:abstractNum w:abstractNumId="13">
     <w:nsid w:val="4CEF27F5"/>
     <w:multiLevelType w:val="multilevel"/>
     <w:tmpl w:val="48369C90"/>
@@ -8565,7 +8472,7 @@
       </w:rPr>
     </w:lvl>
   </w:abstractNum>
-  <w:abstractNum w:abstractNumId="13">
+  <w:abstractNum w:abstractNumId="14">
     <w:nsid w:val="50580399"/>
     <w:multiLevelType w:val="multilevel"/>
     <w:tmpl w:val="82E86A3A"/>
@@ -8696,7 +8603,7 @@
       </w:rPr>
     </w:lvl>
   </w:abstractNum>
-  <w:abstractNum w:abstractNumId="14">
+  <w:abstractNum w:abstractNumId="15">
     <w:nsid w:val="58C36D3B"/>
     <w:multiLevelType w:val="hybridMultilevel"/>
     <w:tmpl w:val="621E9FB8"/>
@@ -8809,7 +8716,7 @@
       </w:rPr>
     </w:lvl>
   </w:abstractNum>
-  <w:abstractNum w:abstractNumId="15">
+  <w:abstractNum w:abstractNumId="16">
     <w:nsid w:val="59140F42"/>
     <w:multiLevelType w:val="hybridMultilevel"/>
     <w:tmpl w:val="25245D7E"/>
@@ -8922,7 +8829,7 @@
       </w:rPr>
     </w:lvl>
   </w:abstractNum>
-  <w:abstractNum w:abstractNumId="16">
+  <w:abstractNum w:abstractNumId="17">
     <w:nsid w:val="5B616D76"/>
     <w:multiLevelType w:val="multilevel"/>
     <w:tmpl w:val="2B582FCE"/>
@@ -9053,7 +8960,7 @@
       </w:rPr>
     </w:lvl>
   </w:abstractNum>
-  <w:abstractNum w:abstractNumId="17">
+  <w:abstractNum w:abstractNumId="18">
     <w:nsid w:val="78BF196A"/>
     <w:multiLevelType w:val="multilevel"/>
     <w:tmpl w:val="64FCA160"/>
@@ -9184,7 +9091,7 @@
       </w:rPr>
     </w:lvl>
   </w:abstractNum>
-  <w:abstractNum w:abstractNumId="18">
+  <w:abstractNum w:abstractNumId="19">
     <w:nsid w:val="7C45492C"/>
     <w:multiLevelType w:val="multilevel"/>
     <w:tmpl w:val="E8048240"/>
@@ -9319,22 +9226,22 @@
     <w:abstractNumId w:val="5"/>
   </w:num>
   <w:num w:numId="2">
-    <w:abstractNumId w:val="17"/>
+    <w:abstractNumId w:val="18"/>
   </w:num>
   <w:num w:numId="3">
-    <w:abstractNumId w:val="9"/>
+    <w:abstractNumId w:val="10"/>
   </w:num>
   <w:num w:numId="4">
-    <w:abstractNumId w:val="7"/>
+    <w:abstractNumId w:val="8"/>
   </w:num>
   <w:num w:numId="5">
     <w:abstractNumId w:val="4"/>
   </w:num>
   <w:num w:numId="6">
-    <w:abstractNumId w:val="13"/>
+    <w:abstractNumId w:val="14"/>
   </w:num>
   <w:num w:numId="7">
-    <w:abstractNumId w:val="11"/>
+    <w:abstractNumId w:val="12"/>
   </w:num>
   <w:num w:numId="8">
     <w:abstractNumId w:val="6"/>
@@ -9343,34 +9250,46 @@
     <w:abstractNumId w:val="3"/>
   </w:num>
   <w:num w:numId="10">
-    <w:abstractNumId w:val="12"/>
+    <w:abstractNumId w:val="13"/>
   </w:num>
   <w:num w:numId="11">
-    <w:abstractNumId w:val="16"/>
+    <w:abstractNumId w:val="17"/>
   </w:num>
   <w:num w:numId="12">
-    <w:abstractNumId w:val="8"/>
+    <w:abstractNumId w:val="9"/>
   </w:num>
   <w:num w:numId="13">
-    <w:abstractNumId w:val="18"/>
+    <w:abstractNumId w:val="19"/>
   </w:num>
   <w:num w:numId="14">
-    <w:abstractNumId w:val="15"/>
+    <w:abstractNumId w:val="16"/>
   </w:num>
   <w:num w:numId="15">
     <w:abstractNumId w:val="0"/>
   </w:num>
   <w:num w:numId="16">
-    <w:abstractNumId w:val="14"/>
+    <w:abstractNumId w:val="15"/>
   </w:num>
   <w:num w:numId="17">
     <w:abstractNumId w:val="2"/>
   </w:num>
   <w:num w:numId="18">
-    <w:abstractNumId w:val="10"/>
+    <w:abstractNumId w:val="11"/>
   </w:num>
   <w:num w:numId="19">
     <w:abstractNumId w:val="1"/>
+  </w:num>
+  <w:num w:numId="20">
+    <w:abstractNumId w:val="7"/>
+    <w:lvlOverride w:ilvl="0"/>
+    <w:lvlOverride w:ilvl="1"/>
+    <w:lvlOverride w:ilvl="2"/>
+    <w:lvlOverride w:ilvl="3"/>
+    <w:lvlOverride w:ilvl="4"/>
+    <w:lvlOverride w:ilvl="5"/>
+    <w:lvlOverride w:ilvl="6"/>
+    <w:lvlOverride w:ilvl="7"/>
+    <w:lvlOverride w:ilvl="8"/>
   </w:num>
 </w:numbering>
 </file>
@@ -9442,7 +9361,7 @@
     <w:lsdException w:name="Medium Shading 2 Accent 1" w:semiHidden="0" w:uiPriority="64" w:unhideWhenUsed="0"/>
     <w:lsdException w:name="Medium List 1 Accent 1" w:semiHidden="0" w:uiPriority="65" w:unhideWhenUsed="0"/>
     <w:lsdException w:name="Revision" w:unhideWhenUsed="0"/>
-    <w:lsdException w:name="List Paragraph" w:semiHidden="0" w:uiPriority="34" w:unhideWhenUsed="0" w:qFormat="1"/>
+    <w:lsdException w:name="List Paragraph" w:semiHidden="0" w:uiPriority="0" w:unhideWhenUsed="0" w:qFormat="1"/>
     <w:lsdException w:name="Quote" w:semiHidden="0" w:uiPriority="29" w:unhideWhenUsed="0" w:qFormat="1"/>
     <w:lsdException w:name="Intense Quote" w:semiHidden="0" w:uiPriority="30" w:unhideWhenUsed="0" w:qFormat="1"/>
     <w:lsdException w:name="Medium List 2 Accent 1" w:semiHidden="0" w:uiPriority="66" w:unhideWhenUsed="0"/>
@@ -9752,7 +9671,6 @@
   <w:style w:type="paragraph" w:styleId="ListParagraph">
     <w:name w:val="List Paragraph"/>
     <w:basedOn w:val="Normal"/>
-    <w:uiPriority w:val="34"/>
     <w:qFormat/>
     <w:rsid w:val="006A3099"/>
     <w:pPr>
@@ -9902,7 +9820,7 @@
     <w:lsdException w:name="Medium Shading 2 Accent 1" w:semiHidden="0" w:uiPriority="64" w:unhideWhenUsed="0"/>
     <w:lsdException w:name="Medium List 1 Accent 1" w:semiHidden="0" w:uiPriority="65" w:unhideWhenUsed="0"/>
     <w:lsdException w:name="Revision" w:unhideWhenUsed="0"/>
-    <w:lsdException w:name="List Paragraph" w:semiHidden="0" w:uiPriority="34" w:unhideWhenUsed="0" w:qFormat="1"/>
+    <w:lsdException w:name="List Paragraph" w:semiHidden="0" w:uiPriority="0" w:unhideWhenUsed="0" w:qFormat="1"/>
     <w:lsdException w:name="Quote" w:semiHidden="0" w:uiPriority="29" w:unhideWhenUsed="0" w:qFormat="1"/>
     <w:lsdException w:name="Intense Quote" w:semiHidden="0" w:uiPriority="30" w:unhideWhenUsed="0" w:qFormat="1"/>
     <w:lsdException w:name="Medium List 2 Accent 1" w:semiHidden="0" w:uiPriority="66" w:unhideWhenUsed="0"/>
@@ -10212,7 +10130,6 @@
   <w:style w:type="paragraph" w:styleId="ListParagraph">
     <w:name w:val="List Paragraph"/>
     <w:basedOn w:val="Normal"/>
-    <w:uiPriority w:val="34"/>
     <w:qFormat/>
     <w:rsid w:val="006A3099"/>
     <w:pPr>
